--- a/docs/pack-commercial/commerciaux/GUIDE-COMMERCIAL_MyEasyAuto.docx
+++ b/docs/pack-commercial/commerciaux/GUIDE-COMMERCIAL_MyEasyAuto.docx
@@ -63,7 +63,7 @@
           <w:sz w:val="20"/>
           <w:szCs w:val="20"/>
         </w:rPr>
-        <w:t xml:space="preserve">Version 1.1 — 25 août 2026. </w:t>
+        <w:t xml:space="preserve">Version 1.2 — 25 août 2026. </w:t>
       </w:r>
       <w:r>
         <w:rPr>
@@ -2810,7 +2810,7 @@
                 <w:sz w:val="19"/>
                 <w:szCs w:val="19"/>
               </w:rPr>
-              <w:t xml:space="preserve">Un appel ou une visite à M1 et M5 : le garage est-il satisfait, utilise-t-il ses heures, veut-il monter de formule ? Votre prime de fidélité en dépend.</w:t>
+              <w:t xml:space="preserve">Un appel ou une visite à M1 puis M5 : le garage est-il satisfait, utilise-t-il ses heures, veut-il monter de formule ? Une montée en formule vous rapporte une nouvelle prime, et un garage qui reste est un garage qui vous recommande.</w:t>
             </w:r>
           </w:p>
         </w:tc>
@@ -3987,14 +3987,6 @@
     </w:p>
     <w:p>
       <w:pPr>
-        <w:spacing w:after="0"/>
-      </w:pPr>
-      <w:r>
-        <w:br w:type="page"/>
-      </w:r>
-    </w:p>
-    <w:p>
-      <w:pPr>
         <w:pStyle w:val="Heading2"/>
         <w:keepNext/>
         <w:pBdr>
@@ -4014,9 +4006,70 @@
         <w:t xml:space="preserve">6. Votre rémunération</w:t>
       </w:r>
     </w:p>
+    <w:tbl>
+      <w:tblPr>
+        <w:tblW w:type="dxa" w:w="9360"/>
+        <w:tblBorders>
+          <w:top w:val="none" w:color="FFFFFF" w:sz="0"/>
+          <w:left w:val="none" w:color="FFFFFF" w:sz="0"/>
+          <w:bottom w:val="none" w:color="FFFFFF" w:sz="0"/>
+          <w:right w:val="none" w:color="FFFFFF" w:sz="0"/>
+          <w:insideH w:val="none" w:color="FFFFFF" w:sz="0"/>
+          <w:insideV w:val="none" w:color="FFFFFF" w:sz="0"/>
+        </w:tblBorders>
+      </w:tblPr>
+      <w:tblGrid>
+        <w:gridCol w:w="9360"/>
+      </w:tblGrid>
+      <w:tr>
+        <w:tc>
+          <w:tcPr>
+            <w:tcW w:type="dxa" w:w="9360"/>
+            <w:tcBorders>
+              <w:top w:val="none" w:color="FFFFFF" w:sz="0"/>
+              <w:left w:val="single" w:color="7C3AED" w:sz="24"/>
+              <w:bottom w:val="none" w:color="FFFFFF" w:sz="0"/>
+              <w:right w:val="none" w:color="FFFFFF" w:sz="0"/>
+            </w:tcBorders>
+            <w:shd w:fill="EDE9FE" w:val="clear"/>
+            <w:tcMar>
+              <w:top w:type="dxa" w:w="140"/>
+              <w:left w:type="dxa" w:w="200"/>
+              <w:bottom w:type="dxa" w:w="100"/>
+              <w:right w:type="dxa" w:w="200"/>
+            </w:tcMar>
+          </w:tcPr>
+          <w:p>
+            <w:pPr>
+              <w:spacing w:after="0" w:before="0" w:line="300"/>
+            </w:pPr>
+            <w:r>
+              <w:rPr>
+                <w:rFonts w:ascii="Arial" w:cs="Arial" w:eastAsia="Arial" w:hAnsi="Arial"/>
+                <w:b/>
+                <w:bCs/>
+                <w:color w:val="7C3AED"/>
+                <w:sz w:val="20"/>
+                <w:szCs w:val="20"/>
+              </w:rPr>
+              <w:t xml:space="preserve">Une règle, une seule : </w:t>
+            </w:r>
+            <w:r>
+              <w:rPr>
+                <w:rFonts w:ascii="Arial" w:cs="Arial" w:eastAsia="Arial" w:hAnsi="Arial"/>
+                <w:color w:val="1E2233"/>
+                <w:sz w:val="20"/>
+                <w:szCs w:val="20"/>
+              </w:rPr>
+              <w:t xml:space="preserve">vous touchez UNE prime pour chaque garage que vous signez. Elle est acquise quand le garage a payé ses deux premières mensualités, et versée le mois suivant. Rien d'autre à attendre, rien qui se paie « à la vie ».</w:t>
+            </w:r>
+          </w:p>
+        </w:tc>
+      </w:tr>
+    </w:tbl>
     <w:p>
       <w:pPr>
-        <w:spacing w:after="120" w:before="0" w:line="300"/>
+        <w:spacing w:after="60" w:before="0" w:line="300"/>
       </w:pPr>
       <w:r>
         <w:rPr>
@@ -4025,7 +4078,7 @@
           <w:sz w:val="20"/>
           <w:szCs w:val="20"/>
         </w:rPr>
-        <w:t xml:space="preserve">Vous êtes rémunéré à la performance, sur facture mensuelle, en trois temps : une prime de signature, une prime de fidélité, et des bonus. L'assiette est toujours le prix mensuel HT de la formule souscrite par le garage.</w:t>
+        <w:t xml:space="preserve"/>
       </w:r>
     </w:p>
     <w:tbl>
@@ -4041,11 +4094,11 @@
         </w:tblBorders>
       </w:tblPr>
       <w:tblGrid>
-        <w:gridCol w:w="2360"/>
-        <w:gridCol w:w="1750"/>
-        <w:gridCol w:w="1750"/>
+        <w:gridCol w:w="2760"/>
+        <w:gridCol w:w="1700"/>
+        <w:gridCol w:w="1500"/>
         <w:gridCol w:w="1900"/>
-        <w:gridCol w:w="1600"/>
+        <w:gridCol w:w="1500"/>
       </w:tblGrid>
       <w:tr>
         <w:trPr>
@@ -4053,7 +4106,7 @@
         </w:trPr>
         <w:tc>
           <w:tcPr>
-            <w:tcW w:type="dxa" w:w="2360"/>
+            <w:tcW w:type="dxa" w:w="2760"/>
             <w:tcBorders>
               <w:top w:val="single" w:color="E4E6F0" w:sz="4"/>
               <w:left w:val="single" w:color="E4E6F0" w:sz="4"/>
@@ -4083,13 +4136,13 @@
                 <w:sz w:val="18"/>
                 <w:szCs w:val="18"/>
               </w:rPr>
-              <w:t xml:space="preserve">Formule signée</w:t>
-            </w:r>
-          </w:p>
-        </w:tc>
-        <w:tc>
-          <w:tcPr>
-            <w:tcW w:type="dxa" w:w="1750"/>
+              <w:t xml:space="preserve">Formule signée par le garage</w:t>
+            </w:r>
+          </w:p>
+        </w:tc>
+        <w:tc>
+          <w:tcPr>
+            <w:tcW w:type="dxa" w:w="1700"/>
             <w:tcBorders>
               <w:top w:val="single" w:color="E4E6F0" w:sz="4"/>
               <w:left w:val="single" w:color="E4E6F0" w:sz="4"/>
@@ -4119,13 +4172,13 @@
                 <w:sz w:val="18"/>
                 <w:szCs w:val="18"/>
               </w:rPr>
-              <w:t xml:space="preserve">Prime de signature</w:t>
-            </w:r>
-          </w:p>
-        </w:tc>
-        <w:tc>
-          <w:tcPr>
-            <w:tcW w:type="dxa" w:w="1750"/>
+              <w:t xml:space="preserve">Prix HT / mois du garage</w:t>
+            </w:r>
+          </w:p>
+        </w:tc>
+        <w:tc>
+          <w:tcPr>
+            <w:tcW w:type="dxa" w:w="1500"/>
             <w:tcBorders>
               <w:top w:val="single" w:color="E4E6F0" w:sz="4"/>
               <w:left w:val="single" w:color="E4E6F0" w:sz="4"/>
@@ -4155,7 +4208,7 @@
                 <w:sz w:val="18"/>
                 <w:szCs w:val="18"/>
               </w:rPr>
-              <w:t xml:space="preserve">Prime de fidélité</w:t>
+              <w:t xml:space="preserve">VOTRE PRIME</w:t>
             </w:r>
           </w:p>
         </w:tc>
@@ -4191,13 +4244,13 @@
                 <w:sz w:val="18"/>
                 <w:szCs w:val="18"/>
               </w:rPr>
-              <w:t xml:space="preserve">Bonus engagement 12 mois</w:t>
-            </w:r>
-          </w:p>
-        </w:tc>
-        <w:tc>
-          <w:tcPr>
-            <w:tcW w:type="dxa" w:w="1600"/>
+              <w:t xml:space="preserve">+ si engagement 12 mois</w:t>
+            </w:r>
+          </w:p>
+        </w:tc>
+        <w:tc>
+          <w:tcPr>
+            <w:tcW w:type="dxa" w:w="1500"/>
             <w:tcBorders>
               <w:top w:val="single" w:color="E4E6F0" w:sz="4"/>
               <w:left w:val="single" w:color="E4E6F0" w:sz="4"/>
@@ -4227,7 +4280,7 @@
                 <w:sz w:val="18"/>
                 <w:szCs w:val="18"/>
               </w:rPr>
-              <w:t xml:space="preserve">Total possible</w:t>
+              <w:t xml:space="preserve">Total</w:t>
             </w:r>
           </w:p>
         </w:tc>
@@ -4238,7 +4291,7 @@
         </w:trPr>
         <w:tc>
           <w:tcPr>
-            <w:tcW w:type="dxa" w:w="2360"/>
+            <w:tcW w:type="dxa" w:w="2760"/>
             <w:tcBorders>
               <w:top w:val="single" w:color="E4E6F0" w:sz="4"/>
               <w:left w:val="single" w:color="E4E6F0" w:sz="4"/>
@@ -4268,13 +4321,13 @@
                 <w:sz w:val="19"/>
                 <w:szCs w:val="19"/>
               </w:rPr>
-              <w:t xml:space="preserve">ESSENTIEL — 79 €</w:t>
-            </w:r>
-          </w:p>
-        </w:tc>
-        <w:tc>
-          <w:tcPr>
-            <w:tcW w:type="dxa" w:w="1750"/>
+              <w:t xml:space="preserve">ESSENTIEL — appli seule</w:t>
+            </w:r>
+          </w:p>
+        </w:tc>
+        <w:tc>
+          <w:tcPr>
+            <w:tcW w:type="dxa" w:w="1700"/>
             <w:tcBorders>
               <w:top w:val="single" w:color="E4E6F0" w:sz="4"/>
               <w:left w:val="single" w:color="E4E6F0" w:sz="4"/>
@@ -4304,13 +4357,49 @@
                 <w:sz w:val="19"/>
                 <w:szCs w:val="19"/>
               </w:rPr>
+              <w:t xml:space="preserve">79 €</w:t>
+            </w:r>
+          </w:p>
+        </w:tc>
+        <w:tc>
+          <w:tcPr>
+            <w:tcW w:type="dxa" w:w="1500"/>
+            <w:tcBorders>
+              <w:top w:val="single" w:color="E4E6F0" w:sz="4"/>
+              <w:left w:val="single" w:color="E4E6F0" w:sz="4"/>
+              <w:bottom w:val="single" w:color="E4E6F0" w:sz="4"/>
+              <w:right w:val="single" w:color="E4E6F0" w:sz="4"/>
+            </w:tcBorders>
+            <w:shd w:fill="FFFFFF" w:val="clear"/>
+            <w:tcMar>
+              <w:top w:type="dxa" w:w="80"/>
+              <w:left w:type="dxa" w:w="120"/>
+              <w:bottom w:type="dxa" w:w="80"/>
+              <w:right w:type="dxa" w:w="120"/>
+            </w:tcMar>
+            <w:vAlign w:val="center"/>
+          </w:tcPr>
+          <w:p>
+            <w:pPr>
+              <w:spacing w:after="0" w:line="260"/>
+              <w:jc w:val="center"/>
+            </w:pPr>
+            <w:r>
+              <w:rPr>
+                <w:rFonts w:ascii="Arial" w:cs="Arial" w:eastAsia="Arial" w:hAnsi="Arial"/>
+                <w:b w:val="false"/>
+                <w:bCs w:val="false"/>
+                <w:color w:val="1E2233"/>
+                <w:sz w:val="19"/>
+                <w:szCs w:val="19"/>
+              </w:rPr>
               <w:t xml:space="preserve">130 €</w:t>
             </w:r>
           </w:p>
         </w:tc>
         <w:tc>
           <w:tcPr>
-            <w:tcW w:type="dxa" w:w="1750"/>
+            <w:tcW w:type="dxa" w:w="1900"/>
             <w:tcBorders>
               <w:top w:val="single" w:color="E4E6F0" w:sz="4"/>
               <w:left w:val="single" w:color="E4E6F0" w:sz="4"/>
@@ -4340,13 +4429,13 @@
                 <w:sz w:val="19"/>
                 <w:szCs w:val="19"/>
               </w:rPr>
-              <w:t xml:space="preserve">40 €</w:t>
-            </w:r>
-          </w:p>
-        </w:tc>
-        <w:tc>
-          <w:tcPr>
-            <w:tcW w:type="dxa" w:w="1900"/>
+              <w:t xml:space="preserve">+ 40 €</w:t>
+            </w:r>
+          </w:p>
+        </w:tc>
+        <w:tc>
+          <w:tcPr>
+            <w:tcW w:type="dxa" w:w="1500"/>
             <w:tcBorders>
               <w:top w:val="single" w:color="E4E6F0" w:sz="4"/>
               <w:left w:val="single" w:color="E4E6F0" w:sz="4"/>
@@ -4376,43 +4465,7 @@
                 <w:sz w:val="19"/>
                 <w:szCs w:val="19"/>
               </w:rPr>
-              <w:t xml:space="preserve">40 €</w:t>
-            </w:r>
-          </w:p>
-        </w:tc>
-        <w:tc>
-          <w:tcPr>
-            <w:tcW w:type="dxa" w:w="1600"/>
-            <w:tcBorders>
-              <w:top w:val="single" w:color="E4E6F0" w:sz="4"/>
-              <w:left w:val="single" w:color="E4E6F0" w:sz="4"/>
-              <w:bottom w:val="single" w:color="E4E6F0" w:sz="4"/>
-              <w:right w:val="single" w:color="E4E6F0" w:sz="4"/>
-            </w:tcBorders>
-            <w:shd w:fill="FFFFFF" w:val="clear"/>
-            <w:tcMar>
-              <w:top w:type="dxa" w:w="80"/>
-              <w:left w:type="dxa" w:w="120"/>
-              <w:bottom w:type="dxa" w:w="80"/>
-              <w:right w:type="dxa" w:w="120"/>
-            </w:tcMar>
-            <w:vAlign w:val="center"/>
-          </w:tcPr>
-          <w:p>
-            <w:pPr>
-              <w:spacing w:after="0" w:line="260"/>
-              <w:jc w:val="center"/>
-            </w:pPr>
-            <w:r>
-              <w:rPr>
-                <w:rFonts w:ascii="Arial" w:cs="Arial" w:eastAsia="Arial" w:hAnsi="Arial"/>
-                <w:b w:val="false"/>
-                <w:bCs w:val="false"/>
-                <w:color w:val="1E2233"/>
-                <w:sz w:val="19"/>
-                <w:szCs w:val="19"/>
-              </w:rPr>
-              <w:t xml:space="preserve">210 €</w:t>
+              <w:t xml:space="preserve">170 €</w:t>
             </w:r>
           </w:p>
         </w:tc>
@@ -4423,7 +4476,7 @@
         </w:trPr>
         <w:tc>
           <w:tcPr>
-            <w:tcW w:type="dxa" w:w="2360"/>
+            <w:tcW w:type="dxa" w:w="2760"/>
             <w:tcBorders>
               <w:top w:val="single" w:color="E4E6F0" w:sz="4"/>
               <w:left w:val="single" w:color="E4E6F0" w:sz="4"/>
@@ -4453,13 +4506,13 @@
                 <w:sz w:val="19"/>
                 <w:szCs w:val="19"/>
               </w:rPr>
-              <w:t xml:space="preserve">STARTER — 490 €</w:t>
-            </w:r>
-          </w:p>
-        </w:tc>
-        <w:tc>
-          <w:tcPr>
-            <w:tcW w:type="dxa" w:w="1750"/>
+              <w:t xml:space="preserve">STARTER — appli + 10 h</w:t>
+            </w:r>
+          </w:p>
+        </w:tc>
+        <w:tc>
+          <w:tcPr>
+            <w:tcW w:type="dxa" w:w="1700"/>
             <w:tcBorders>
               <w:top w:val="single" w:color="E4E6F0" w:sz="4"/>
               <w:left w:val="single" w:color="E4E6F0" w:sz="4"/>
@@ -4489,13 +4542,49 @@
                 <w:sz w:val="19"/>
                 <w:szCs w:val="19"/>
               </w:rPr>
+              <w:t xml:space="preserve">490 €</w:t>
+            </w:r>
+          </w:p>
+        </w:tc>
+        <w:tc>
+          <w:tcPr>
+            <w:tcW w:type="dxa" w:w="1500"/>
+            <w:tcBorders>
+              <w:top w:val="single" w:color="E4E6F0" w:sz="4"/>
+              <w:left w:val="single" w:color="E4E6F0" w:sz="4"/>
+              <w:bottom w:val="single" w:color="E4E6F0" w:sz="4"/>
+              <w:right w:val="single" w:color="E4E6F0" w:sz="4"/>
+            </w:tcBorders>
+            <w:shd w:fill="F6F7FB" w:val="clear"/>
+            <w:tcMar>
+              <w:top w:type="dxa" w:w="80"/>
+              <w:left w:type="dxa" w:w="120"/>
+              <w:bottom w:type="dxa" w:w="80"/>
+              <w:right w:type="dxa" w:w="120"/>
+            </w:tcMar>
+            <w:vAlign w:val="center"/>
+          </w:tcPr>
+          <w:p>
+            <w:pPr>
+              <w:spacing w:after="0" w:line="260"/>
+              <w:jc w:val="center"/>
+            </w:pPr>
+            <w:r>
+              <w:rPr>
+                <w:rFonts w:ascii="Arial" w:cs="Arial" w:eastAsia="Arial" w:hAnsi="Arial"/>
+                <w:b w:val="false"/>
+                <w:bCs w:val="false"/>
+                <w:color w:val="1E2233"/>
+                <w:sz w:val="19"/>
+                <w:szCs w:val="19"/>
+              </w:rPr>
               <w:t xml:space="preserve">415 €</w:t>
             </w:r>
           </w:p>
         </w:tc>
         <w:tc>
           <w:tcPr>
-            <w:tcW w:type="dxa" w:w="1750"/>
+            <w:tcW w:type="dxa" w:w="1900"/>
             <w:tcBorders>
               <w:top w:val="single" w:color="E4E6F0" w:sz="4"/>
               <w:left w:val="single" w:color="E4E6F0" w:sz="4"/>
@@ -4525,13 +4614,13 @@
                 <w:sz w:val="19"/>
                 <w:szCs w:val="19"/>
               </w:rPr>
-              <w:t xml:space="preserve">210 €</w:t>
-            </w:r>
-          </w:p>
-        </w:tc>
-        <w:tc>
-          <w:tcPr>
-            <w:tcW w:type="dxa" w:w="1900"/>
+              <w:t xml:space="preserve">+ 85 €</w:t>
+            </w:r>
+          </w:p>
+        </w:tc>
+        <w:tc>
+          <w:tcPr>
+            <w:tcW w:type="dxa" w:w="1500"/>
             <w:tcBorders>
               <w:top w:val="single" w:color="E4E6F0" w:sz="4"/>
               <w:left w:val="single" w:color="E4E6F0" w:sz="4"/>
@@ -4561,43 +4650,7 @@
                 <w:sz w:val="19"/>
                 <w:szCs w:val="19"/>
               </w:rPr>
-              <w:t xml:space="preserve">85 €</w:t>
-            </w:r>
-          </w:p>
-        </w:tc>
-        <w:tc>
-          <w:tcPr>
-            <w:tcW w:type="dxa" w:w="1600"/>
-            <w:tcBorders>
-              <w:top w:val="single" w:color="E4E6F0" w:sz="4"/>
-              <w:left w:val="single" w:color="E4E6F0" w:sz="4"/>
-              <w:bottom w:val="single" w:color="E4E6F0" w:sz="4"/>
-              <w:right w:val="single" w:color="E4E6F0" w:sz="4"/>
-            </w:tcBorders>
-            <w:shd w:fill="F6F7FB" w:val="clear"/>
-            <w:tcMar>
-              <w:top w:type="dxa" w:w="80"/>
-              <w:left w:type="dxa" w:w="120"/>
-              <w:bottom w:type="dxa" w:w="80"/>
-              <w:right w:type="dxa" w:w="120"/>
-            </w:tcMar>
-            <w:vAlign w:val="center"/>
-          </w:tcPr>
-          <w:p>
-            <w:pPr>
-              <w:spacing w:after="0" w:line="260"/>
-              <w:jc w:val="center"/>
-            </w:pPr>
-            <w:r>
-              <w:rPr>
-                <w:rFonts w:ascii="Arial" w:cs="Arial" w:eastAsia="Arial" w:hAnsi="Arial"/>
-                <w:b w:val="false"/>
-                <w:bCs w:val="false"/>
-                <w:color w:val="1E2233"/>
-                <w:sz w:val="19"/>
-                <w:szCs w:val="19"/>
-              </w:rPr>
-              <w:t xml:space="preserve">710 €</w:t>
+              <w:t xml:space="preserve">500 €</w:t>
             </w:r>
           </w:p>
         </w:tc>
@@ -4608,7 +4661,7 @@
         </w:trPr>
         <w:tc>
           <w:tcPr>
-            <w:tcW w:type="dxa" w:w="2360"/>
+            <w:tcW w:type="dxa" w:w="2760"/>
             <w:tcBorders>
               <w:top w:val="single" w:color="E4E6F0" w:sz="4"/>
               <w:left w:val="single" w:color="E4E6F0" w:sz="4"/>
@@ -4638,13 +4691,13 @@
                 <w:sz w:val="19"/>
                 <w:szCs w:val="19"/>
               </w:rPr>
-              <w:t xml:space="preserve">CONFORT — 860 €</w:t>
-            </w:r>
-          </w:p>
-        </w:tc>
-        <w:tc>
-          <w:tcPr>
-            <w:tcW w:type="dxa" w:w="1750"/>
+              <w:t xml:space="preserve">CONFORT — appli + 20 h</w:t>
+            </w:r>
+          </w:p>
+        </w:tc>
+        <w:tc>
+          <w:tcPr>
+            <w:tcW w:type="dxa" w:w="1700"/>
             <w:tcBorders>
               <w:top w:val="single" w:color="E4E6F0" w:sz="4"/>
               <w:left w:val="single" w:color="E4E6F0" w:sz="4"/>
@@ -4674,13 +4727,49 @@
                 <w:sz w:val="19"/>
                 <w:szCs w:val="19"/>
               </w:rPr>
+              <w:t xml:space="preserve">860 €</w:t>
+            </w:r>
+          </w:p>
+        </w:tc>
+        <w:tc>
+          <w:tcPr>
+            <w:tcW w:type="dxa" w:w="1500"/>
+            <w:tcBorders>
+              <w:top w:val="single" w:color="E4E6F0" w:sz="4"/>
+              <w:left w:val="single" w:color="E4E6F0" w:sz="4"/>
+              <w:bottom w:val="single" w:color="E4E6F0" w:sz="4"/>
+              <w:right w:val="single" w:color="E4E6F0" w:sz="4"/>
+            </w:tcBorders>
+            <w:shd w:fill="FCE7F3" w:val="clear"/>
+            <w:tcMar>
+              <w:top w:type="dxa" w:w="80"/>
+              <w:left w:type="dxa" w:w="120"/>
+              <w:bottom w:type="dxa" w:w="80"/>
+              <w:right w:type="dxa" w:w="120"/>
+            </w:tcMar>
+            <w:vAlign w:val="center"/>
+          </w:tcPr>
+          <w:p>
+            <w:pPr>
+              <w:spacing w:after="0" w:line="260"/>
+              <w:jc w:val="center"/>
+            </w:pPr>
+            <w:r>
+              <w:rPr>
+                <w:rFonts w:ascii="Arial" w:cs="Arial" w:eastAsia="Arial" w:hAnsi="Arial"/>
+                <w:b w:val="false"/>
+                <w:bCs w:val="false"/>
+                <w:color w:val="1E2233"/>
+                <w:sz w:val="19"/>
+                <w:szCs w:val="19"/>
+              </w:rPr>
               <w:t xml:space="preserve">730 €</w:t>
             </w:r>
           </w:p>
         </w:tc>
         <w:tc>
           <w:tcPr>
-            <w:tcW w:type="dxa" w:w="1750"/>
+            <w:tcW w:type="dxa" w:w="1900"/>
             <w:tcBorders>
               <w:top w:val="single" w:color="E4E6F0" w:sz="4"/>
               <w:left w:val="single" w:color="E4E6F0" w:sz="4"/>
@@ -4710,13 +4799,13 @@
                 <w:sz w:val="19"/>
                 <w:szCs w:val="19"/>
               </w:rPr>
-              <w:t xml:space="preserve">365 €</w:t>
-            </w:r>
-          </w:p>
-        </w:tc>
-        <w:tc>
-          <w:tcPr>
-            <w:tcW w:type="dxa" w:w="1900"/>
+              <w:t xml:space="preserve">+ 85 €</w:t>
+            </w:r>
+          </w:p>
+        </w:tc>
+        <w:tc>
+          <w:tcPr>
+            <w:tcW w:type="dxa" w:w="1500"/>
             <w:tcBorders>
               <w:top w:val="single" w:color="E4E6F0" w:sz="4"/>
               <w:left w:val="single" w:color="E4E6F0" w:sz="4"/>
@@ -4746,43 +4835,7 @@
                 <w:sz w:val="19"/>
                 <w:szCs w:val="19"/>
               </w:rPr>
-              <w:t xml:space="preserve">85 €</w:t>
-            </w:r>
-          </w:p>
-        </w:tc>
-        <w:tc>
-          <w:tcPr>
-            <w:tcW w:type="dxa" w:w="1600"/>
-            <w:tcBorders>
-              <w:top w:val="single" w:color="E4E6F0" w:sz="4"/>
-              <w:left w:val="single" w:color="E4E6F0" w:sz="4"/>
-              <w:bottom w:val="single" w:color="E4E6F0" w:sz="4"/>
-              <w:right w:val="single" w:color="E4E6F0" w:sz="4"/>
-            </w:tcBorders>
-            <w:shd w:fill="FCE7F3" w:val="clear"/>
-            <w:tcMar>
-              <w:top w:type="dxa" w:w="80"/>
-              <w:left w:type="dxa" w:w="120"/>
-              <w:bottom w:type="dxa" w:w="80"/>
-              <w:right w:type="dxa" w:w="120"/>
-            </w:tcMar>
-            <w:vAlign w:val="center"/>
-          </w:tcPr>
-          <w:p>
-            <w:pPr>
-              <w:spacing w:after="0" w:line="260"/>
-              <w:jc w:val="center"/>
-            </w:pPr>
-            <w:r>
-              <w:rPr>
-                <w:rFonts w:ascii="Arial" w:cs="Arial" w:eastAsia="Arial" w:hAnsi="Arial"/>
-                <w:b w:val="false"/>
-                <w:bCs w:val="false"/>
-                <w:color w:val="1E2233"/>
-                <w:sz w:val="19"/>
-                <w:szCs w:val="19"/>
-              </w:rPr>
-              <w:t xml:space="preserve">1 180 €</w:t>
+              <w:t xml:space="preserve">815 €</w:t>
             </w:r>
           </w:p>
         </w:tc>
@@ -4793,7 +4846,7 @@
         </w:trPr>
         <w:tc>
           <w:tcPr>
-            <w:tcW w:type="dxa" w:w="2360"/>
+            <w:tcW w:type="dxa" w:w="2760"/>
             <w:tcBorders>
               <w:top w:val="single" w:color="E4E6F0" w:sz="4"/>
               <w:left w:val="single" w:color="E4E6F0" w:sz="4"/>
@@ -4823,13 +4876,13 @@
                 <w:sz w:val="19"/>
                 <w:szCs w:val="19"/>
               </w:rPr>
-              <w:t xml:space="preserve">SÉRÉNITÉ — 1 570 €</w:t>
-            </w:r>
-          </w:p>
-        </w:tc>
-        <w:tc>
-          <w:tcPr>
-            <w:tcW w:type="dxa" w:w="1750"/>
+              <w:t xml:space="preserve">SÉRÉNITÉ — appli + 40 h</w:t>
+            </w:r>
+          </w:p>
+        </w:tc>
+        <w:tc>
+          <w:tcPr>
+            <w:tcW w:type="dxa" w:w="1700"/>
             <w:tcBorders>
               <w:top w:val="single" w:color="E4E6F0" w:sz="4"/>
               <w:left w:val="single" w:color="E4E6F0" w:sz="4"/>
@@ -4859,13 +4912,49 @@
                 <w:sz w:val="19"/>
                 <w:szCs w:val="19"/>
               </w:rPr>
+              <w:t xml:space="preserve">1 570 €</w:t>
+            </w:r>
+          </w:p>
+        </w:tc>
+        <w:tc>
+          <w:tcPr>
+            <w:tcW w:type="dxa" w:w="1500"/>
+            <w:tcBorders>
+              <w:top w:val="single" w:color="E4E6F0" w:sz="4"/>
+              <w:left w:val="single" w:color="E4E6F0" w:sz="4"/>
+              <w:bottom w:val="single" w:color="E4E6F0" w:sz="4"/>
+              <w:right w:val="single" w:color="E4E6F0" w:sz="4"/>
+            </w:tcBorders>
+            <w:shd w:fill="F6F7FB" w:val="clear"/>
+            <w:tcMar>
+              <w:top w:type="dxa" w:w="80"/>
+              <w:left w:type="dxa" w:w="120"/>
+              <w:bottom w:type="dxa" w:w="80"/>
+              <w:right w:type="dxa" w:w="120"/>
+            </w:tcMar>
+            <w:vAlign w:val="center"/>
+          </w:tcPr>
+          <w:p>
+            <w:pPr>
+              <w:spacing w:after="0" w:line="260"/>
+              <w:jc w:val="center"/>
+            </w:pPr>
+            <w:r>
+              <w:rPr>
+                <w:rFonts w:ascii="Arial" w:cs="Arial" w:eastAsia="Arial" w:hAnsi="Arial"/>
+                <w:b w:val="false"/>
+                <w:bCs w:val="false"/>
+                <w:color w:val="1E2233"/>
+                <w:sz w:val="19"/>
+                <w:szCs w:val="19"/>
+              </w:rPr>
               <w:t xml:space="preserve">1 335 €</w:t>
             </w:r>
           </w:p>
         </w:tc>
         <w:tc>
           <w:tcPr>
-            <w:tcW w:type="dxa" w:w="1750"/>
+            <w:tcW w:type="dxa" w:w="1900"/>
             <w:tcBorders>
               <w:top w:val="single" w:color="E4E6F0" w:sz="4"/>
               <w:left w:val="single" w:color="E4E6F0" w:sz="4"/>
@@ -4895,13 +4984,13 @@
                 <w:sz w:val="19"/>
                 <w:szCs w:val="19"/>
               </w:rPr>
-              <w:t xml:space="preserve">665 €</w:t>
-            </w:r>
-          </w:p>
-        </w:tc>
-        <w:tc>
-          <w:tcPr>
-            <w:tcW w:type="dxa" w:w="1900"/>
+              <w:t xml:space="preserve">+ 85 €</w:t>
+            </w:r>
+          </w:p>
+        </w:tc>
+        <w:tc>
+          <w:tcPr>
+            <w:tcW w:type="dxa" w:w="1500"/>
             <w:tcBorders>
               <w:top w:val="single" w:color="E4E6F0" w:sz="4"/>
               <w:left w:val="single" w:color="E4E6F0" w:sz="4"/>
@@ -4931,43 +5020,7 @@
                 <w:sz w:val="19"/>
                 <w:szCs w:val="19"/>
               </w:rPr>
-              <w:t xml:space="preserve">85 €</w:t>
-            </w:r>
-          </w:p>
-        </w:tc>
-        <w:tc>
-          <w:tcPr>
-            <w:tcW w:type="dxa" w:w="1600"/>
-            <w:tcBorders>
-              <w:top w:val="single" w:color="E4E6F0" w:sz="4"/>
-              <w:left w:val="single" w:color="E4E6F0" w:sz="4"/>
-              <w:bottom w:val="single" w:color="E4E6F0" w:sz="4"/>
-              <w:right w:val="single" w:color="E4E6F0" w:sz="4"/>
-            </w:tcBorders>
-            <w:shd w:fill="F6F7FB" w:val="clear"/>
-            <w:tcMar>
-              <w:top w:type="dxa" w:w="80"/>
-              <w:left w:type="dxa" w:w="120"/>
-              <w:bottom w:type="dxa" w:w="80"/>
-              <w:right w:type="dxa" w:w="120"/>
-            </w:tcMar>
-            <w:vAlign w:val="center"/>
-          </w:tcPr>
-          <w:p>
-            <w:pPr>
-              <w:spacing w:after="0" w:line="260"/>
-              <w:jc w:val="center"/>
-            </w:pPr>
-            <w:r>
-              <w:rPr>
-                <w:rFonts w:ascii="Arial" w:cs="Arial" w:eastAsia="Arial" w:hAnsi="Arial"/>
-                <w:b w:val="false"/>
-                <w:bCs w:val="false"/>
-                <w:color w:val="1E2233"/>
-                <w:sz w:val="19"/>
-                <w:szCs w:val="19"/>
-              </w:rPr>
-              <w:t xml:space="preserve">2 085 €</w:t>
+              <w:t xml:space="preserve">1 420 €</w:t>
             </w:r>
           </w:p>
         </w:tc>
@@ -4975,16 +5028,18 @@
     </w:tbl>
     <w:p>
       <w:pPr>
-        <w:spacing w:after="60" w:before="0" w:line="300"/>
-      </w:pPr>
-      <w:r>
-        <w:rPr>
-          <w:rFonts w:ascii="Arial" w:cs="Arial" w:eastAsia="Arial" w:hAnsi="Arial"/>
-          <w:color w:val="1E2233"/>
-          <w:sz w:val="20"/>
-          <w:szCs w:val="20"/>
-        </w:rPr>
-        <w:t xml:space="preserve"/>
+        <w:spacing w:after="140" w:before="60"/>
+      </w:pPr>
+      <w:r>
+        <w:rPr>
+          <w:rFonts w:ascii="Arial" w:cs="Arial" w:eastAsia="Arial" w:hAnsi="Arial"/>
+          <w:i/>
+          <w:iCs/>
+          <w:color w:val="5B6078"/>
+          <w:sz w:val="17"/>
+          <w:szCs w:val="17"/>
+        </w:rPr>
+        <w:t xml:space="preserve">Montants HT. La prime vaut 85 % d'une mensualité (minimum 130 € pour ESSENTIEL). Le bonus s'ajoute si le devis signé comporte l'engagement de 12 mois.</w:t>
       </w:r>
     </w:p>
     <w:p>
@@ -5005,7 +5060,7 @@
           <w:sz w:val="20"/>
           <w:szCs w:val="20"/>
         </w:rPr>
-        <w:t xml:space="preserve">Prime de signature </w:t>
+        <w:t xml:space="preserve">Acquise </w:t>
       </w:r>
       <w:r>
         <w:rPr>
@@ -5014,7 +5069,7 @@
           <w:sz w:val="20"/>
           <w:szCs w:val="20"/>
         </w:rPr>
-        <w:t xml:space="preserve">= 85 % d'une mensualité HT de la formule (minimum 130 € pour ESSENTIEL). Elle est acquise lorsque le garage a réglé sa 2e mensualité, et versée sur votre facture du mois suivant.</w:t>
+        <w:t xml:space="preserve">quand le garage a réglé sa 2e mensualité ; elle figure sur votre relevé du mois, vous facturez, virement à 30 jours. Exemple : CONFORT signé le 10 septembre → 1er mois payé en octobre, 2e en novembre → prime sur le relevé de novembre, virement début janvier.</w:t>
       </w:r>
     </w:p>
     <w:p>
@@ -5035,7 +5090,7 @@
           <w:sz w:val="20"/>
           <w:szCs w:val="20"/>
         </w:rPr>
-        <w:t xml:space="preserve">Prime de fidélité </w:t>
+        <w:t xml:space="preserve">Remise accordée au garage </w:t>
       </w:r>
       <w:r>
         <w:rPr>
@@ -5044,7 +5099,7 @@
           <w:sz w:val="20"/>
           <w:szCs w:val="20"/>
         </w:rPr>
-        <w:t xml:space="preserve">= la moitié de la prime de signature, acquise lorsque le garage a réglé sa 6e mensualité et n'a pas résilié. C'est votre intérêt à rester en contact avec le garage.</w:t>
+        <w:t xml:space="preserve">: la prime suit la remise dans la même proportion (CONFORT vendu 774 €, −10 % → 657 €). Minimum ESSENTIEL conservé, bonus engagement inchangé.</w:t>
       </w:r>
     </w:p>
     <w:p>
@@ -5065,7 +5120,7 @@
           <w:sz w:val="20"/>
           <w:szCs w:val="20"/>
         </w:rPr>
-        <w:t xml:space="preserve">Bonus engagement 12 mois </w:t>
+        <w:t xml:space="preserve">Forfait annuel payé en une fois </w:t>
       </w:r>
       <w:r>
         <w:rPr>
@@ -5074,7 +5129,7 @@
           <w:sz w:val="20"/>
           <w:szCs w:val="20"/>
         </w:rPr>
-        <w:t xml:space="preserve">: versé avec la prime de signature si le devis signé comporte l'engagement de 12 mois.</w:t>
+        <w:t xml:space="preserve">: prime acquise dès l'encaissement, calculée sur l'équivalent mensuel (forfait ÷ 12).</w:t>
       </w:r>
     </w:p>
     <w:p>
@@ -5104,7 +5159,7 @@
           <w:sz w:val="20"/>
           <w:szCs w:val="20"/>
         </w:rPr>
-        <w:t xml:space="preserve">: si un garage que vous avez apporté passe à une formule supérieure dans les 12 mois, vous touchez 85 % de la différence entre les deux mensualités HT, aux mêmes conditions que la prime de signature.</w:t>
+        <w:t xml:space="preserve">dans les 12 mois : 85 % de la différence entre les deux mensualités, aux mêmes conditions.</w:t>
       </w:r>
     </w:p>
     <w:p>
@@ -5135,6 +5190,36 @@
           <w:szCs w:val="20"/>
         </w:rPr>
         <w:t xml:space="preserve">: 5 contrats hors ESSENTIEL signés et payés dans le trimestre → 255 € ; 10 contrats → 680 € (non cumulables, le plus élevé s'applique).</w:t>
+      </w:r>
+    </w:p>
+    <w:p>
+      <w:pPr>
+        <w:pStyle w:val="ListParagraph"/>
+        <w:numPr>
+          <w:ilvl w:val="0"/>
+          <w:numId w:val="2"/>
+        </w:numPr>
+        <w:spacing w:after="60" w:line="290"/>
+      </w:pPr>
+      <w:r>
+        <w:rPr>
+          <w:rFonts w:ascii="Arial" w:cs="Arial" w:eastAsia="Arial" w:hAnsi="Arial"/>
+          <w:b/>
+          <w:bCs/>
+          <w:color w:val="1E2233"/>
+          <w:sz w:val="20"/>
+          <w:szCs w:val="20"/>
+        </w:rPr>
+        <w:t xml:space="preserve">Pas de commission </w:t>
+      </w:r>
+      <w:r>
+        <w:rPr>
+          <w:rFonts w:ascii="Arial" w:cs="Arial" w:eastAsia="Arial" w:hAnsi="Arial"/>
+          <w:color w:val="1E2233"/>
+          <w:sz w:val="20"/>
+          <w:szCs w:val="20"/>
+        </w:rPr>
+        <w:t xml:space="preserve">sur les heures hors forfait, la mise en service et les prestations ponctuelles.</w:t>
       </w:r>
     </w:p>
     <w:p>
@@ -5168,12 +5253,11 @@
         </w:tblBorders>
       </w:tblPr>
       <w:tblGrid>
-        <w:gridCol w:w="1750"/>
-        <w:gridCol w:w="2250"/>
+        <w:gridCol w:w="2000"/>
+        <w:gridCol w:w="2600"/>
         <w:gridCol w:w="1400"/>
-        <w:gridCol w:w="1400"/>
-        <w:gridCol w:w="1330"/>
-        <w:gridCol w:w="1230"/>
+        <w:gridCol w:w="1900"/>
+        <w:gridCol w:w="1460"/>
       </w:tblGrid>
       <w:tr>
         <w:trPr>
@@ -5181,7 +5265,7 @@
         </w:trPr>
         <w:tc>
           <w:tcPr>
-            <w:tcW w:type="dxa" w:w="1750"/>
+            <w:tcW w:type="dxa" w:w="2000"/>
             <w:tcBorders>
               <w:top w:val="single" w:color="E4E6F0" w:sz="4"/>
               <w:left w:val="single" w:color="E4E6F0" w:sz="4"/>
@@ -5217,7 +5301,7 @@
         </w:tc>
         <w:tc>
           <w:tcPr>
-            <w:tcW w:type="dxa" w:w="2250"/>
+            <w:tcW w:type="dxa" w:w="2600"/>
             <w:tcBorders>
               <w:top w:val="single" w:color="E4E6F0" w:sz="4"/>
               <w:left w:val="single" w:color="E4E6F0" w:sz="4"/>
@@ -5283,13 +5367,13 @@
                 <w:sz w:val="18"/>
                 <w:szCs w:val="18"/>
               </w:rPr>
-              <w:t xml:space="preserve">Primes de signature / mois</w:t>
-            </w:r>
-          </w:p>
-        </w:tc>
-        <w:tc>
-          <w:tcPr>
-            <w:tcW w:type="dxa" w:w="1400"/>
+              <w:t xml:space="preserve">Primes / mois</w:t>
+            </w:r>
+          </w:p>
+        </w:tc>
+        <w:tc>
+          <w:tcPr>
+            <w:tcW w:type="dxa" w:w="1900"/>
             <w:tcBorders>
               <w:top w:val="single" w:color="E4E6F0" w:sz="4"/>
               <w:left w:val="single" w:color="E4E6F0" w:sz="4"/>
@@ -5319,13 +5403,13 @@
                 <w:sz w:val="18"/>
                 <w:szCs w:val="18"/>
               </w:rPr>
-              <w:t xml:space="preserve">Fidélité / mois (dès M7)</w:t>
-            </w:r>
-          </w:p>
-        </w:tc>
-        <w:tc>
-          <w:tcPr>
-            <w:tcW w:type="dxa" w:w="1330"/>
+              <w:t xml:space="preserve">Perçu sur les 12 premiers mois</w:t>
+            </w:r>
+          </w:p>
+        </w:tc>
+        <w:tc>
+          <w:tcPr>
+            <w:tcW w:type="dxa" w:w="1460"/>
             <w:tcBorders>
               <w:top w:val="single" w:color="E4E6F0" w:sz="4"/>
               <w:left w:val="single" w:color="E4E6F0" w:sz="4"/>
@@ -5355,43 +5439,7 @@
                 <w:sz w:val="18"/>
                 <w:szCs w:val="18"/>
               </w:rPr>
-              <w:t xml:space="preserve">Perçu sur 12 mois</w:t>
-            </w:r>
-          </w:p>
-        </w:tc>
-        <w:tc>
-          <w:tcPr>
-            <w:tcW w:type="dxa" w:w="1230"/>
-            <w:tcBorders>
-              <w:top w:val="single" w:color="E4E6F0" w:sz="4"/>
-              <w:left w:val="single" w:color="E4E6F0" w:sz="4"/>
-              <w:bottom w:val="single" w:color="E4E6F0" w:sz="4"/>
-              <w:right w:val="single" w:color="E4E6F0" w:sz="4"/>
-            </w:tcBorders>
-            <w:shd w:fill="7C3AED" w:val="clear"/>
-            <w:tcMar>
-              <w:top w:type="dxa" w:w="80"/>
-              <w:left w:type="dxa" w:w="120"/>
-              <w:bottom w:type="dxa" w:w="80"/>
-              <w:right w:type="dxa" w:w="120"/>
-            </w:tcMar>
-            <w:vAlign w:val="center"/>
-          </w:tcPr>
-          <w:p>
-            <w:pPr>
-              <w:spacing w:after="0" w:line="260"/>
-              <w:jc w:val="right"/>
-            </w:pPr>
-            <w:r>
-              <w:rPr>
-                <w:rFonts w:ascii="Arial" w:cs="Arial" w:eastAsia="Arial" w:hAnsi="Arial"/>
-                <w:b/>
-                <w:bCs/>
-                <w:color w:val="FFFFFF"/>
-                <w:sz w:val="18"/>
-                <w:szCs w:val="18"/>
-              </w:rPr>
-              <w:t xml:space="preserve">Croisière / mois</w:t>
+              <w:t xml:space="preserve">Perçu en année pleine</w:t>
             </w:r>
           </w:p>
         </w:tc>
@@ -5402,7 +5450,7 @@
         </w:trPr>
         <w:tc>
           <w:tcPr>
-            <w:tcW w:type="dxa" w:w="1750"/>
+            <w:tcW w:type="dxa" w:w="2000"/>
             <w:tcBorders>
               <w:top w:val="single" w:color="E4E6F0" w:sz="4"/>
               <w:left w:val="single" w:color="E4E6F0" w:sz="4"/>
@@ -5438,7 +5486,7 @@
         </w:tc>
         <w:tc>
           <w:tcPr>
-            <w:tcW w:type="dxa" w:w="2250"/>
+            <w:tcW w:type="dxa" w:w="2600"/>
             <w:tcBorders>
               <w:top w:val="single" w:color="E4E6F0" w:sz="4"/>
               <w:left w:val="single" w:color="E4E6F0" w:sz="4"/>
@@ -5510,7 +5558,7 @@
         </w:tc>
         <w:tc>
           <w:tcPr>
-            <w:tcW w:type="dxa" w:w="1400"/>
+            <w:tcW w:type="dxa" w:w="1900"/>
             <w:tcBorders>
               <w:top w:val="single" w:color="E4E6F0" w:sz="4"/>
               <w:left w:val="single" w:color="E4E6F0" w:sz="4"/>
@@ -5540,13 +5588,13 @@
                 <w:sz w:val="19"/>
                 <w:szCs w:val="19"/>
               </w:rPr>
-              <w:t xml:space="preserve">≈ 490 €</w:t>
-            </w:r>
-          </w:p>
-        </w:tc>
-        <w:tc>
-          <w:tcPr>
-            <w:tcW w:type="dxa" w:w="1330"/>
+              <w:t xml:space="preserve">≈ 11 500 €</w:t>
+            </w:r>
+          </w:p>
+        </w:tc>
+        <w:tc>
+          <w:tcPr>
+            <w:tcW w:type="dxa" w:w="1460"/>
             <w:tcBorders>
               <w:top w:val="single" w:color="E4E6F0" w:sz="4"/>
               <w:left w:val="single" w:color="E4E6F0" w:sz="4"/>
@@ -5576,43 +5624,7 @@
                 <w:sz w:val="19"/>
                 <w:szCs w:val="19"/>
               </w:rPr>
-              <w:t xml:space="preserve">≈ 14 400 €</w:t>
-            </w:r>
-          </w:p>
-        </w:tc>
-        <w:tc>
-          <w:tcPr>
-            <w:tcW w:type="dxa" w:w="1230"/>
-            <w:tcBorders>
-              <w:top w:val="single" w:color="E4E6F0" w:sz="4"/>
-              <w:left w:val="single" w:color="E4E6F0" w:sz="4"/>
-              <w:bottom w:val="single" w:color="E4E6F0" w:sz="4"/>
-              <w:right w:val="single" w:color="E4E6F0" w:sz="4"/>
-            </w:tcBorders>
-            <w:shd w:fill="FFFFFF" w:val="clear"/>
-            <w:tcMar>
-              <w:top w:type="dxa" w:w="80"/>
-              <w:left w:type="dxa" w:w="120"/>
-              <w:bottom w:type="dxa" w:w="80"/>
-              <w:right w:type="dxa" w:w="120"/>
-            </w:tcMar>
-            <w:vAlign w:val="center"/>
-          </w:tcPr>
-          <w:p>
-            <w:pPr>
-              <w:spacing w:after="0" w:line="260"/>
-              <w:jc w:val="right"/>
-            </w:pPr>
-            <w:r>
-              <w:rPr>
-                <w:rFonts w:ascii="Arial" w:cs="Arial" w:eastAsia="Arial" w:hAnsi="Arial"/>
-                <w:b w:val="false"/>
-                <w:bCs w:val="false"/>
-                <w:color w:val="1E2233"/>
-                <w:sz w:val="19"/>
-                <w:szCs w:val="19"/>
-              </w:rPr>
-              <w:t xml:space="preserve">≈ 1 630 €</w:t>
+              <w:t xml:space="preserve">≈ 13 700 €</w:t>
             </w:r>
           </w:p>
         </w:tc>
@@ -5623,7 +5635,7 @@
         </w:trPr>
         <w:tc>
           <w:tcPr>
-            <w:tcW w:type="dxa" w:w="1750"/>
+            <w:tcW w:type="dxa" w:w="2000"/>
             <w:tcBorders>
               <w:top w:val="single" w:color="E4E6F0" w:sz="4"/>
               <w:left w:val="single" w:color="E4E6F0" w:sz="4"/>
@@ -5659,7 +5671,7 @@
         </w:tc>
         <w:tc>
           <w:tcPr>
-            <w:tcW w:type="dxa" w:w="2250"/>
+            <w:tcW w:type="dxa" w:w="2600"/>
             <w:tcBorders>
               <w:top w:val="single" w:color="E4E6F0" w:sz="4"/>
               <w:left w:val="single" w:color="E4E6F0" w:sz="4"/>
@@ -5731,7 +5743,7 @@
         </w:tc>
         <w:tc>
           <w:tcPr>
-            <w:tcW w:type="dxa" w:w="1400"/>
+            <w:tcW w:type="dxa" w:w="1900"/>
             <w:tcBorders>
               <w:top w:val="single" w:color="E4E6F0" w:sz="4"/>
               <w:left w:val="single" w:color="E4E6F0" w:sz="4"/>
@@ -5761,13 +5773,13 @@
                 <w:sz w:val="19"/>
                 <w:szCs w:val="19"/>
               </w:rPr>
-              <w:t xml:space="preserve">≈ 700 €</w:t>
-            </w:r>
-          </w:p>
-        </w:tc>
-        <w:tc>
-          <w:tcPr>
-            <w:tcW w:type="dxa" w:w="1330"/>
+              <w:t xml:space="preserve">≈ 16 900 €</w:t>
+            </w:r>
+          </w:p>
+        </w:tc>
+        <w:tc>
+          <w:tcPr>
+            <w:tcW w:type="dxa" w:w="1460"/>
             <w:tcBorders>
               <w:top w:val="single" w:color="E4E6F0" w:sz="4"/>
               <w:left w:val="single" w:color="E4E6F0" w:sz="4"/>
@@ -5797,43 +5809,7 @@
                 <w:sz w:val="19"/>
                 <w:szCs w:val="19"/>
               </w:rPr>
-              <w:t xml:space="preserve">≈ 21 100 €</w:t>
-            </w:r>
-          </w:p>
-        </w:tc>
-        <w:tc>
-          <w:tcPr>
-            <w:tcW w:type="dxa" w:w="1230"/>
-            <w:tcBorders>
-              <w:top w:val="single" w:color="E4E6F0" w:sz="4"/>
-              <w:left w:val="single" w:color="E4E6F0" w:sz="4"/>
-              <w:bottom w:val="single" w:color="E4E6F0" w:sz="4"/>
-              <w:right w:val="single" w:color="E4E6F0" w:sz="4"/>
-            </w:tcBorders>
-            <w:shd w:fill="F6F7FB" w:val="clear"/>
-            <w:tcMar>
-              <w:top w:type="dxa" w:w="80"/>
-              <w:left w:type="dxa" w:w="120"/>
-              <w:bottom w:type="dxa" w:w="80"/>
-              <w:right w:type="dxa" w:w="120"/>
-            </w:tcMar>
-            <w:vAlign w:val="center"/>
-          </w:tcPr>
-          <w:p>
-            <w:pPr>
-              <w:spacing w:after="0" w:line="260"/>
-              <w:jc w:val="right"/>
-            </w:pPr>
-            <w:r>
-              <w:rPr>
-                <w:rFonts w:ascii="Arial" w:cs="Arial" w:eastAsia="Arial" w:hAnsi="Arial"/>
-                <w:b w:val="false"/>
-                <w:bCs w:val="false"/>
-                <w:color w:val="1E2233"/>
-                <w:sz w:val="19"/>
-                <w:szCs w:val="19"/>
-              </w:rPr>
-              <w:t xml:space="preserve">≈ 2 390 €</w:t>
+              <w:t xml:space="preserve">≈ 20 300 €</w:t>
             </w:r>
           </w:p>
         </w:tc>
@@ -5844,7 +5820,7 @@
         </w:trPr>
         <w:tc>
           <w:tcPr>
-            <w:tcW w:type="dxa" w:w="1750"/>
+            <w:tcW w:type="dxa" w:w="2000"/>
             <w:tcBorders>
               <w:top w:val="single" w:color="E4E6F0" w:sz="4"/>
               <w:left w:val="single" w:color="E4E6F0" w:sz="4"/>
@@ -5880,7 +5856,7 @@
         </w:tc>
         <w:tc>
           <w:tcPr>
-            <w:tcW w:type="dxa" w:w="2250"/>
+            <w:tcW w:type="dxa" w:w="2600"/>
             <w:tcBorders>
               <w:top w:val="single" w:color="E4E6F0" w:sz="4"/>
               <w:left w:val="single" w:color="E4E6F0" w:sz="4"/>
@@ -5952,7 +5928,7 @@
         </w:tc>
         <w:tc>
           <w:tcPr>
-            <w:tcW w:type="dxa" w:w="1400"/>
+            <w:tcW w:type="dxa" w:w="1900"/>
             <w:tcBorders>
               <w:top w:val="single" w:color="E4E6F0" w:sz="4"/>
               <w:left w:val="single" w:color="E4E6F0" w:sz="4"/>
@@ -5982,13 +5958,13 @@
                 <w:sz w:val="19"/>
                 <w:szCs w:val="19"/>
               </w:rPr>
-              <w:t xml:space="preserve">≈ 1 530 €</w:t>
-            </w:r>
-          </w:p>
-        </w:tc>
-        <w:tc>
-          <w:tcPr>
-            <w:tcW w:type="dxa" w:w="1330"/>
+              <w:t xml:space="preserve">≈ 37 000 €</w:t>
+            </w:r>
+          </w:p>
+        </w:tc>
+        <w:tc>
+          <w:tcPr>
+            <w:tcW w:type="dxa" w:w="1460"/>
             <w:tcBorders>
               <w:top w:val="single" w:color="E4E6F0" w:sz="4"/>
               <w:left w:val="single" w:color="E4E6F0" w:sz="4"/>
@@ -6018,43 +5994,7 @@
                 <w:sz w:val="19"/>
                 <w:szCs w:val="19"/>
               </w:rPr>
-              <w:t xml:space="preserve">≈ 46 200 €</w:t>
-            </w:r>
-          </w:p>
-        </w:tc>
-        <w:tc>
-          <w:tcPr>
-            <w:tcW w:type="dxa" w:w="1230"/>
-            <w:tcBorders>
-              <w:top w:val="single" w:color="E4E6F0" w:sz="4"/>
-              <w:left w:val="single" w:color="E4E6F0" w:sz="4"/>
-              <w:bottom w:val="single" w:color="E4E6F0" w:sz="4"/>
-              <w:right w:val="single" w:color="E4E6F0" w:sz="4"/>
-            </w:tcBorders>
-            <w:shd w:fill="FFFFFF" w:val="clear"/>
-            <w:tcMar>
-              <w:top w:type="dxa" w:w="80"/>
-              <w:left w:type="dxa" w:w="120"/>
-              <w:bottom w:type="dxa" w:w="80"/>
-              <w:right w:type="dxa" w:w="120"/>
-            </w:tcMar>
-            <w:vAlign w:val="center"/>
-          </w:tcPr>
-          <w:p>
-            <w:pPr>
-              <w:spacing w:after="0" w:line="260"/>
-              <w:jc w:val="right"/>
-            </w:pPr>
-            <w:r>
-              <w:rPr>
-                <w:rFonts w:ascii="Arial" w:cs="Arial" w:eastAsia="Arial" w:hAnsi="Arial"/>
-                <w:b w:val="false"/>
-                <w:bCs w:val="false"/>
-                <w:color w:val="1E2233"/>
-                <w:sz w:val="19"/>
-                <w:szCs w:val="19"/>
-              </w:rPr>
-              <w:t xml:space="preserve">≈ 5 230 €</w:t>
+              <w:t xml:space="preserve">≈ 44 300 €</w:t>
             </w:r>
           </w:p>
         </w:tc>
@@ -6073,7 +6013,7 @@
           <w:sz w:val="17"/>
           <w:szCs w:val="17"/>
         </w:rPr>
-        <w:t xml:space="preserve">Hypothèses : 85 % des garages toujours actifs à M6, primes de signature encaissées à partir du 3e mois, hors bonus engagement et bonus de volume. Chiffres indicatifs calculés dans le simulateur Excel (onglet « Simulation commercial ») — modifiez les cellules jaunes pour tester vos propres hypothèses.</w:t>
+        <w:t xml:space="preserve">Les primes sont encaissées à partir du 3e mois (2 mensualités du garage + relevé), d'où la différence entre les 12 premiers mois et une année pleine. Hors bonus engagement et bonus de volume. Chiffres indicatifs calculés dans le simulateur Excel — modifiez les cellules jaunes pour tester vos propres hypothèses.</w:t>
       </w:r>
     </w:p>
     <w:p>

--- a/docs/pack-commercial/commerciaux/GUIDE-COMMERCIAL_MyEasyAuto.docx
+++ b/docs/pack-commercial/commerciaux/GUIDE-COMMERCIAL_MyEasyAuto.docx
@@ -2322,7 +2322,7 @@
                 <w:sz w:val="19"/>
                 <w:szCs w:val="19"/>
               </w:rPr>
-              <w:t xml:space="preserve">3. Déclaration du lead</w:t>
+              <w:t>3. Déclaration de la vente</w:t>
             </w:r>
           </w:p>
         </w:tc>
@@ -2358,7 +2358,7 @@
                 <w:sz w:val="19"/>
                 <w:szCs w:val="19"/>
               </w:rPr>
-              <w:t xml:space="preserve">Envoyer nom du garage, SIRET, contact et fiche besoins à contact@myeasyauto.fr. Le lead est protégé 60 jours à votre nom.</w:t>
+              <w:t>Sur myeasyauto.fr/vente avec votre code apporteur : fiche besoins, formule, paiement, contrat signé sur l'écran par le garage. Un lead non signé se déclare par email.</w:t>
             </w:r>
           </w:p>
         </w:tc>
@@ -2394,7 +2394,7 @@
                 <w:sz w:val="19"/>
                 <w:szCs w:val="19"/>
               </w:rPr>
-              <w:t xml:space="preserve">Email de déclaration (accusé de réception IDEAFORMA)</w:t>
+              <w:t>Numéro de vente + accusé de réception par email</w:t>
             </w:r>
           </w:p>
         </w:tc>
@@ -3944,7 +3944,7 @@
           <w:sz w:val="20"/>
           <w:szCs w:val="20"/>
         </w:rPr>
-        <w:t xml:space="preserve">Accorder une remise ou un mois gratuit sans accord écrit d'IDEAFORMA. La seule concession prévue est la mise en service offerte pour 12 mois d'engagement.</w:t>
+        <w:t>Accorder une remise ou un mois gratuit hors grille sans accord écrit d'IDEAFORMA. Les seules concessions prévues sont celles de la plaquette tarifaire : engagement 12 mois (−5 % ESSENTIEL, −10 % STARTER, −12 % CONFORT, −15 % SÉRÉNITÉ, mise en service offerte) et année payée en une fois (1 mensualité offerte ESSENTIEL, 100 € STARTER, 200 € CONFORT / SÉRÉNITÉ). Une remise exceptionnelle se demande dans la déclaration de vente ; IDEAFORMA décide.</w:t>
       </w:r>
     </w:p>
     <w:p>
@@ -5060,7 +5060,7 @@
           <w:sz w:val="20"/>
           <w:szCs w:val="20"/>
         </w:rPr>
-        <w:t xml:space="preserve">Acquise </w:t>
+        <w:t>Acquise IMMÉDIATEMENT (dès la 1re mensualité encaissée par IDEAFORMA) quand le garage s'engage 12 mois ou paie l'année en une fois ; DIFFÉRÉE DE DEUX MOIS (3e mensualité encaissée) sans engagement. Elle figure sur votre relevé du mois de l'encaissement, vous facturez, virement à 30 jours. Exemple : CONFORT engagé signé le 10 septembre → 1er mois payé en octobre → relevé début novembre → virement début décembre (815 €).</w:t>
       </w:r>
       <w:r>
         <w:rPr>
@@ -5069,7 +5069,6 @@
           <w:sz w:val="20"/>
           <w:szCs w:val="20"/>
         </w:rPr>
-        <w:t xml:space="preserve">quand le garage a réglé sa 2e mensualité ; elle figure sur votre relevé du mois, vous facturez, virement à 30 jours. Exemple : CONFORT signé le 10 septembre → 1er mois payé en octobre, 2e en novembre → prime sur le relevé de novembre, virement début janvier.</w:t>
       </w:r>
     </w:p>
     <w:p>
@@ -5090,7 +5089,7 @@
           <w:sz w:val="20"/>
           <w:szCs w:val="20"/>
         </w:rPr>
-        <w:t xml:space="preserve">Remise accordée au garage </w:t>
+        <w:t>Remise de grille (engagement 12 mois, année en une fois) : aucune incidence sur la prime. Remise exceptionnelle hors grille, acceptée par écrit par IDEAFORMA : la prime suit la remise dans la même proportion (minimum ESSENTIEL conservé, bonus engagement inchangé).</w:t>
       </w:r>
       <w:r>
         <w:rPr>
@@ -5099,7 +5098,6 @@
           <w:sz w:val="20"/>
           <w:szCs w:val="20"/>
         </w:rPr>
-        <w:t xml:space="preserve">: la prime suit la remise dans la même proportion (CONFORT vendu 774 €, −10 % → 657 €). Minimum ESSENTIEL conservé, bonus engagement inchangé.</w:t>
       </w:r>
     </w:p>
     <w:p>
@@ -5120,7 +5118,7 @@
           <w:sz w:val="20"/>
           <w:szCs w:val="20"/>
         </w:rPr>
-        <w:t xml:space="preserve">Forfait annuel payé en une fois </w:t>
+        <w:t>Année payée en une fois : prime + bonus engagement acquis dès l'encaissement du forfait annuel ; l'avantage annuel offert par IDEAFORMA ne réduit pas la prime.</w:t>
       </w:r>
       <w:r>
         <w:rPr>
@@ -5129,7 +5127,6 @@
           <w:sz w:val="20"/>
           <w:szCs w:val="20"/>
         </w:rPr>
-        <w:t xml:space="preserve">: prime acquise dès l'encaissement, calculée sur l'équivalent mensuel (forfait ÷ 12).</w:t>
       </w:r>
     </w:p>
     <w:p>
@@ -6013,7 +6010,7 @@
           <w:sz w:val="17"/>
           <w:szCs w:val="17"/>
         </w:rPr>
-        <w:t xml:space="preserve">Les primes sont encaissées à partir du 3e mois (2 mensualités du garage + relevé), d'où la différence entre les 12 premiers mois et une année pleine. Hors bonus engagement et bonus de volume. Chiffres indicatifs calculés dans le simulateur Excel — modifiez les cellules jaunes pour tester vos propres hypothèses.</w:t>
+        <w:t>Avec engagement, les primes sont encaissées dès le 2e mois (1re mensualité du garage + relevé) ; sans engagement à partir du 4e. Hors bonus de volume. Chiffres indicatifs calculés dans le simulateur Excel — modifiez les hypothèses.</w:t>
       </w:r>
     </w:p>
     <w:p>
@@ -6052,7 +6049,7 @@
           <w:sz w:val="20"/>
           <w:szCs w:val="20"/>
         </w:rPr>
-        <w:t xml:space="preserve">Le lead déclaré est protégé 60 jours </w:t>
+        <w:t>Le lead déclaré (sur myeasyauto.fr/vente ou par email) est protégé 60 jours à votre nom, renouvelables une fois si un rendez-vous est planifié. Premier déclaré, premier servi ; un doublon est tranché par la date de la déclaration.</w:t>
       </w:r>
       <w:r>
         <w:rPr>
@@ -6061,7 +6058,6 @@
           <w:sz w:val="20"/>
           <w:szCs w:val="20"/>
         </w:rPr>
-        <w:t xml:space="preserve">à votre nom, renouvelables une fois si un rendez-vous est planifié. Premier déclaré, premier servi ; un doublon est tranché par la date de l'email de déclaration.</w:t>
       </w:r>
     </w:p>
     <w:p>
@@ -6082,7 +6078,7 @@
           <w:sz w:val="20"/>
           <w:szCs w:val="20"/>
         </w:rPr>
-        <w:t xml:space="preserve">Reprise de prime : </w:t>
+        <w:t>Reprise de prime : si le garage résilie, se rétracte ou cesse de payer avant sa 3e mensualité, la prime (et le bonus engagement) est reprise par compensation sur vos relevés suivants, ou remboursée sous 30 jours s'il n'y a plus rien à compenser. IDEAFORMA ne paie jamais une vente qui n'a pas tenu — c'est la contrepartie du versement immédiat.</w:t>
       </w:r>
       <w:r>
         <w:rPr>
@@ -6091,7 +6087,6 @@
           <w:sz w:val="20"/>
           <w:szCs w:val="20"/>
         </w:rPr>
-        <w:t xml:space="preserve">si le garage résilie ou cesse de payer avant sa 3e mensualité, la prime de signature est reprise sur vos commissions suivantes (jamais réclamée au-delà).</w:t>
       </w:r>
     </w:p>
     <w:p>
@@ -7102,7 +7097,7 @@
           <w:sz w:val="20"/>
           <w:szCs w:val="20"/>
         </w:rPr>
-        <w:t xml:space="preserve">Suivre la formation initiale (2 heures en visio) : l'application sur le compte démo, l'offre, le devis-type, la déclaration de lead.</w:t>
+        <w:t>Suivre la formation initiale (2 heures en visio) : l'application sur le compte démo, l'offre et la plaquette tarifaire, le contrat garage + CGV, la déclaration de vente sur myeasyauto.fr/vente avec votre code apporteur.</w:t>
       </w:r>
     </w:p>
     <w:p>

--- a/docs/pack-commercial/commerciaux/GUIDE-COMMERCIAL_MyEasyAuto.docx
+++ b/docs/pack-commercial/commerciaux/GUIDE-COMMERCIAL_MyEasyAuto.docx
@@ -1267,7 +1267,7 @@
                 <w:sz w:val="19"/>
                 <w:szCs w:val="19"/>
               </w:rPr>
-              <w:t xml:space="preserve">10 h</w:t>
+              <w:t>10 h / mois</w:t>
             </w:r>
           </w:p>
         </w:tc>
@@ -1303,7 +1303,7 @@
                 <w:sz w:val="19"/>
                 <w:szCs w:val="19"/>
               </w:rPr>
-              <w:t xml:space="preserve">20 h</w:t>
+              <w:t>20 h / mois</w:t>
             </w:r>
           </w:p>
         </w:tc>
@@ -1339,7 +1339,7 @@
                 <w:sz w:val="19"/>
                 <w:szCs w:val="19"/>
               </w:rPr>
-              <w:t xml:space="preserve">40 h</w:t>
+              <w:t>40 h / mois</w:t>
             </w:r>
           </w:p>
         </w:tc>
@@ -1728,7 +1728,7 @@
           <w:sz w:val="17"/>
           <w:szCs w:val="17"/>
         </w:rPr>
-        <w:t xml:space="preserve">Heure supplémentaire : 45 € HT. Mise en service et formation : 290 € HT, OFFERTE pour tout engagement de 12 mois. Formule ajustable chaque mois. CONFORT est la formule à proposer en premier : c'est celle qui règle le problème du garage moyen (20 h = une demi-journée par semaine).</w:t>
+        <w:t>Heure supplémentaire : 45 € HT. Mise en service et formation : 290 € HT, OFFERTE pour tout engagement de 12 mois. Formule ajustable chaque mois. CONFORT est la formule à proposer en premier : c'est celle qui règle le problème du garage moyen (20 h par mois = une demi-journée par semaine).</w:t>
       </w:r>
     </w:p>
     <w:p>
@@ -2132,7 +2132,7 @@
                 <w:sz w:val="19"/>
                 <w:szCs w:val="19"/>
               </w:rPr>
-              <w:t xml:space="preserve">Visite à l'atelier (le meilleur canal : entre 8 h et 10 h ou après 17 h), appel ou message. Objectif : 5 minutes avec le patron, pas une présentation.</w:t>
+              <w:t>Visite à l'atelier (le meilleur canal : entre 8 h et 10 h ou après 17 h), appel ou message. Objectif : 5 minutes avec le patron, pas une présentation.</w:t>
             </w:r>
           </w:p>
         </w:tc>
@@ -4506,7 +4506,7 @@
                 <w:sz w:val="19"/>
                 <w:szCs w:val="19"/>
               </w:rPr>
-              <w:t xml:space="preserve">STARTER — appli + 10 h</w:t>
+              <w:t>STARTER — appli + 10 h / mois</w:t>
             </w:r>
           </w:p>
         </w:tc>
@@ -4691,7 +4691,7 @@
                 <w:sz w:val="19"/>
                 <w:szCs w:val="19"/>
               </w:rPr>
-              <w:t xml:space="preserve">CONFORT — appli + 20 h</w:t>
+              <w:t>CONFORT — appli + 20 h / mois</w:t>
             </w:r>
           </w:p>
         </w:tc>
@@ -4876,7 +4876,7 @@
                 <w:sz w:val="19"/>
                 <w:szCs w:val="19"/>
               </w:rPr>
-              <w:t xml:space="preserve">SÉRÉNITÉ — appli + 40 h</w:t>
+              <w:t>SÉRÉNITÉ — appli + 40 h / mois</w:t>
             </w:r>
           </w:p>
         </w:tc>
